--- a/GAEE_Proposal_final.docx
+++ b/GAEE_Proposal_final.docx
@@ -21035,6 +21035,37 @@
           <w:szCs w:val="18"/>
         </w:rPr>
         <w:t xml:space="preserve">General Action Execution Engine — Technical Proposal  •  Confidential</w:t>
+      </w:r>
+    </w:p>
+    <w:p>
+      <w:pPr>
+        <w:pStyle w:val="Heading1"/>
+      </w:pPr>
+      <w:r>
+        <w:t>Conversational Question-Answering</w:t>
+      </w:r>
+    </w:p>
+    <w:p>
+      <w:r>
+        <w:t>Beyond executing device actions, GAEE now also answers free-form questions. Any spoken request that is not a device command - for example "will it rain today?", "how far is the moon?", "who won the match?", or "what is 15 percent of 240?" - is routed to a conversational answer engine instead of being forced into an app action. This turns the phone into both a doer of tasks and an answerer of questions, completing the original "brain of the phone" vision.</w:t>
+      </w:r>
+    </w:p>
+    <w:p>
+      <w:pPr>
+        <w:pStyle w:val="Heading2"/>
+      </w:pPr>
+      <w:r>
+        <w:t>How it works</w:t>
+      </w:r>
+    </w:p>
+    <w:p>
+      <w:r>
+        <w:t>A dedicated ask_question intent captures anything that is not one of the device actions. The Action Planner maps it to a single AnswerTool step, which queries Claude (Sonnet) with live web search enabled, so real-time facts such as weather, news, prices, and sports are answered accurately rather than from stale model knowledge.</w:t>
+      </w:r>
+    </w:p>
+    <w:p>
+      <w:r>
+        <w:t>Answers are grounded in the phone's current date, time, and approximate location, so time-relative and place-relative questions such as "today", "this year", and "near me" resolve correctly. A short multi-turn memory keeps the last few exchanges so natural follow-ups like "what about tomorrow?" work. Responses are generated in plain, elder-friendly spoken language suitable for text-to-speech, and the existing confirmation and safety guardrails on device actions are unaffected.</w:t>
       </w:r>
     </w:p>
     <w:sectPr>
